--- a/TASK7/张哲铭TASK7.docx
+++ b/TASK7/张哲铭TASK7.docx
@@ -27,7 +27,7 @@
           <w:b/>
           <w:sz w:val="22"/>
         </w:rPr>
-        <w:t>——基于 JoinQuant 平台的小市值 / 双均线 / ETF 轮动策略设计、优化与跨牛熊回测对比</w:t>
+        <w:t>——基于 JoinQuant 平台的小市值 / 银行股轮动 / ETF 轮动策略设计、优化与跨牛熊回测对比</w:t>
       </w:r>
     </w:p>
     <w:p>
@@ -57,7 +57,7 @@
           <w:b w:val="0"/>
           <w:sz w:val="21"/>
         </w:rPr>
-        <w:t>本报告为量化工作坊第七次任务的实战推演。全文分为两大部分：其一，系统介绍 JoinQuant（聚宽）量化交易平台的账号注册与认证、界面布局、数据获取方式、策略编写工具、回测与模拟交易功能以及文档支持资源，并结合本人在平台上对“小市值策略”模板的实盘模拟回测结果（见图 3-1）说明平台使用流程；其二，也是本报告的研究重点——针对本人最感兴趣的三个策略：小市值策略、双均线策略与 ETF 轮动策略，参考经典学术文献与券商行业研究，分别完成“策略设计→参数优化→回测验证→风险暴露分析”的完整闭环，并在统一的、跨越 2018–2026 年多轮牛熊的数据窗口上对三者进行横向对比。数据来源为腾讯自选股行情接口的指数/ETF 前复权日线，回测严格遵循“信号当日盘后产生、次日收盘成交、计单边万分之五交易成本”的无未来函数原则。核心结论是：三个策略均通过“趋势/动量+风控”改造显著优于其朴素形态与买入持有基准；其中 ETF 双重动量轮动（改进版）以年化 22.1%、夏普 1.13、最大回撤 −21.3% 的表现全面领先，且我们发现了一个反直觉但极具价值的结论——把调仓频率由周度降为双周，在收益、夏普、回撤、交易成本四个维度上同时改善，而额外叠加“大盘熔断”反而拖累收益。</w:t>
+        <w:t>本报告为量化工作坊第七次任务的实战推演。全文分为两大部分：其一，系统介绍 JoinQuant（聚宽）量化交易平台的账号注册与认证、界面布局、数据获取方式、策略编写工具、回测与模拟交易功能以及文档支持资源，并结合本人在平台上对“小市值策略”模板的实盘模拟回测结果（见图 3-1）说明平台使用流程；其二，也是本报告的研究重点——针对本人最感兴趣的三个策略：小市值策略、银行股轮动策略与 ETF 轮动策略，参考经典学术文献与券商行业研究，分别完成“策略设计→参数优化→回测验证→风险暴露分析”的完整闭环，并在统一的、跨越 2018–2026 年多轮牛熊的数据窗口上对三者进行横向对比。数据来源为腾讯自选股行情接口的指数/ETF 前复权日线，回测严格遵循“信号当日盘后产生、次日收盘成交、计单边万分之五交易成本”的无未来函数原则。核心结论是：三个策略均通过“趋势/动量+风控”改造显著优于其朴素形态与买入持有基准；其中 ETF 双重动量轮动（改进版）以年化 22.1%、夏普 1.13、最大回撤 −21.3% 的表现全面领先，且我们发现了一个反直觉但极具价值的结论——把调仓频率由周度降为双周，在收益、夏普、回撤、交易成本四个维度上同时改善，而额外叠加“大盘熔断”反而拖累收益。</w:t>
       </w:r>
     </w:p>
     <w:p>
@@ -86,7 +86,7 @@
           <w:b w:val="0"/>
           <w:sz w:val="21"/>
         </w:rPr>
-        <w:t>本次任务要求学员在专业量化平台 JoinQuant 上完成策略的部署、回测与优化，体验真实交易环境与流程，并据回测结果调整参数、进行实盘模拟、评估风险暴露、总结经验教训。结合本人兴趣，本报告锁定三个研究对象：（1）小市值策略；（2）双均线策略；（3）ETF 轮动策略（参考本人此前撰写的《ETF 双重动量轮动策略 v1.0》）。研究路线为：先在聚宽平台完成账号与模板策略的实操（提供平台回测截图为证），再落到量化实证——对小市值与双均线策略参考文献与行业经验设计出“优秀版本”，对已有的 ETF 轮动策略分析其改进空间，并在跨牛熊的多年数据上完成三策略的回测与对比。</w:t>
+        <w:t>本次任务要求学员在专业量化平台 JoinQuant 上完成策略的部署、回测与优化，体验真实交易环境与流程，并据回测结果调整参数、进行实盘模拟、评估风险暴露、总结经验教训。结合本人兴趣，本报告锁定三个研究对象：（1）小市值策略；（2）银行股轮动策略；（3）ETF 轮动策略（参考本人此前撰写的《ETF 双重动量轮动策略 v1.0》）。研究路线为：先在聚宽平台完成账号与模板策略的实操（提供平台回测截图为证），再落到量化实证——对小市值与银行股轮动策略参考文献与行业经验设计出“优秀版本”，对已有的 ETF 轮动策略分析其改进空间，并在跨牛熊的多年数据上完成三策略的回测与对比。</w:t>
       </w:r>
     </w:p>
     <w:p>
@@ -587,7 +587,97 @@
           <w:b w:val="0"/>
           <w:sz w:val="21"/>
         </w:rPr>
-        <w:t>该设计的核心哲学是“牛市满仓吃 Size 溢价、熊市空仓避踩踏”，把小市值的强 Beta 留在上涨、把毁灭性回撤挡在下跌之外。回测结果见图 4-1 与表 4-1。</w:t>
+        <w:t>该设计的核心哲学是“牛市满仓吃 Size 溢价、熊市空仓避踩踏”，把小市值的强 Beta 留在上涨、把毁灭性回撤挡在下跌之外。</w:t>
+      </w:r>
+    </w:p>
+    <w:p>
+      <w:pPr>
+        <w:spacing w:line="360" w:lineRule="auto" w:before="0" w:after="0"/>
+        <w:ind w:firstLine="420"/>
+        <w:jc w:val="left"/>
+      </w:pPr>
+      <w:r>
+        <w:rPr>
+          <w:rFonts w:ascii="宋体" w:hAnsi="宋体" w:eastAsia="宋体"/>
+          <w:b/>
+          <w:sz w:val="22"/>
+        </w:rPr>
+        <w:t>4.4 策略执行步骤</w:t>
+      </w:r>
+    </w:p>
+    <w:p>
+      <w:pPr>
+        <w:spacing w:line="360" w:lineRule="auto" w:before="0" w:after="0"/>
+        <w:ind w:firstLine="420"/>
+        <w:jc w:val="both"/>
+      </w:pPr>
+      <w:r>
+        <w:rPr>
+          <w:rFonts w:ascii="宋体" w:hAnsi="宋体" w:eastAsia="宋体"/>
+          <w:b w:val="0"/>
+          <w:sz w:val="21"/>
+        </w:rPr>
+        <w:t>第一步（准备）：取小市值风格指数（国证2000/中证1000）前复权日收盘价，计算其 60 日均线 MA60、近 20 日动量，以及沪深300 近 20 日涨跌幅。</w:t>
+      </w:r>
+    </w:p>
+    <w:p>
+      <w:pPr>
+        <w:spacing w:line="360" w:lineRule="auto" w:before="0" w:after="0"/>
+        <w:ind w:firstLine="420"/>
+        <w:jc w:val="both"/>
+      </w:pPr>
+      <w:r>
+        <w:rPr>
+          <w:rFonts w:ascii="宋体" w:hAnsi="宋体" w:eastAsia="宋体"/>
+          <w:b w:val="0"/>
+          <w:sz w:val="21"/>
+        </w:rPr>
+        <w:t>第二步（判定持有条件）：每个交易日盘后判断三条件是否同时成立——① 收盘价 &gt; 自身 MA60；② 近 20 日动量 &gt; 0；③ 沪深300 近 20 日跌幅未超过 −13%。三者皆满足则次日满仓持有小市值指数（对应真实策略中“等权持有最小市值的一篮子股票”）。</w:t>
+      </w:r>
+    </w:p>
+    <w:p>
+      <w:pPr>
+        <w:spacing w:line="360" w:lineRule="auto" w:before="0" w:after="0"/>
+        <w:ind w:firstLine="420"/>
+        <w:jc w:val="both"/>
+      </w:pPr>
+      <w:r>
+        <w:rPr>
+          <w:rFonts w:ascii="宋体" w:hAnsi="宋体" w:eastAsia="宋体"/>
+          <w:b w:val="0"/>
+          <w:sz w:val="21"/>
+        </w:rPr>
+        <w:t>第三步（判定离场条件）：持仓期间，一旦上述任一条件被破坏，或组合净值自持仓期峰值回撤超过 12%（移动止损），则次日清仓、转为空仓（现金）。</w:t>
+      </w:r>
+    </w:p>
+    <w:p>
+      <w:pPr>
+        <w:spacing w:line="360" w:lineRule="auto" w:before="0" w:after="0"/>
+        <w:ind w:firstLine="420"/>
+        <w:jc w:val="both"/>
+      </w:pPr>
+      <w:r>
+        <w:rPr>
+          <w:rFonts w:ascii="宋体" w:hAnsi="宋体" w:eastAsia="宋体"/>
+          <w:b w:val="0"/>
+          <w:sz w:val="21"/>
+        </w:rPr>
+        <w:t>第四步（成交与成本）：所有买卖均于信号次日以收盘价成交，单边计万分之五交易成本，如此循环。</w:t>
+      </w:r>
+    </w:p>
+    <w:p>
+      <w:pPr>
+        <w:spacing w:line="360" w:lineRule="auto" w:before="0" w:after="0"/>
+        <w:ind w:firstLine="420"/>
+        <w:jc w:val="both"/>
+      </w:pPr>
+      <w:r>
+        <w:rPr>
+          <w:rFonts w:ascii="宋体" w:hAnsi="宋体" w:eastAsia="宋体"/>
+          <w:b w:val="0"/>
+          <w:sz w:val="21"/>
+        </w:rPr>
+        <w:t>回测结果见图 4-1 与表 4-1。</w:t>
       </w:r>
     </w:p>
     <w:p>
@@ -1504,7 +1594,7 @@
           <w:b/>
           <w:sz w:val="26"/>
         </w:rPr>
-        <w:t>五、策略二：双均线策略的设计与优化</w:t>
+        <w:t>五、策略二：银行股轮动策略的设计与优化</w:t>
       </w:r>
     </w:p>
     <w:p>
@@ -1534,7 +1624,7 @@
           <w:b w:val="0"/>
           <w:sz w:val="21"/>
         </w:rPr>
-        <w:t>双均线策略是最经典的趋势跟踪择时方法：以短周期均线（快线）与长周期均线（慢线）的交叉为信号——快线上穿慢线（金叉）买入、下穿（死叉）卖出。其理论支撑来自技术分析与趋势跟随传统：Brock、Lakonishok 与 LeBaron（1992）用百年道指数据实证了移动平均与阻力支撑规则具有预测力；Faber（2007）提出简单的择时移动平均（如 10 月均线）能在显著降低回撤的同时保留大部分收益；经典的“海龟交易法则”亦以突破/趋势跟随为核心。聚宽官方“双均线策略”模板即以单一标的（默认沪深300）的双均线交叉进行择时，本报告与之对齐、选用沪深300指数作为标的与大盘基准。</w:t>
+        <w:t>银行股轮动策略属于“行业内选股轮动”的范畴：在银行板块内部，按某种打分（动量、估值或股息）定期选出相对最优的若干只等权持有、滚动轮换。其逻辑依据有二：其一是行业内的动量效应与截面分化——即便同属银行，国有大行、股份行与城商行的基本面与股价表现仍有明显差异（如招商银行、部分优质城商行长期显著跑赢传统大行），存在“选强汰弱”的空间；其二是银行板块整体的防御属性——高股息、低估值、低波动，适合作为组合的“压舱石”。聚宽官方“银行股轮动策略”模板即在银行成分股中按打分轮动。本报告选取 12 只主流上市银行（工、建、农、中四大行 + 招商、兴业、浦发、民生、平安等股份行 + 北京、杭州、光大等）构建轮动池。</w:t>
       </w:r>
     </w:p>
     <w:p>
@@ -1549,7 +1639,7 @@
           <w:b/>
           <w:sz w:val="22"/>
         </w:rPr>
-        <w:t>5.2 朴素双均线的缺陷与优化设计</w:t>
+        <w:t>5.2 裸动量轮动的缺陷与优化设计</w:t>
       </w:r>
     </w:p>
     <w:p>
@@ -1564,7 +1654,7 @@
           <w:b w:val="0"/>
           <w:sz w:val="21"/>
         </w:rPr>
-        <w:t>朴素金叉死叉最大的问题是“震荡市反复被扫”：在无明确趋势的横盘中，价格频繁上下穿越均线，触发大量假信号，既吃不到趋势又付出高昂的来回成本。针对此，本报告设计优化版：</w:t>
+        <w:t>直接在银行股上做动量轮动存在一个突出缺陷：银行板块是典型的“高相关、低分化”板块，个股走势高度同涨同跌，板块内动量的“选股 Alpha”十分有限；而集中持有得分最高的 3 只，反而在系统性下跌（如 2018、2022–2024）中放大了回撤。为此，本报告在“相对动量 + 绝对动量过滤”之上，叠加一层关键的大盘趋势过滤：</w:t>
       </w:r>
     </w:p>
     <w:p>
@@ -1579,7 +1669,7 @@
           <w:b w:val="0"/>
           <w:sz w:val="21"/>
         </w:rPr>
-        <w:t>① 参数网格优选：对（快线, 慢线）在 {5,10,15,20,30}×{20,30,60,90,120} 网格上以夏普比率为目标寻优，避免主观拍脑袋（网格热力见图 5-1 的 D 图）。</w:t>
+        <w:t>① 相对动量打分：加权动量 = 0.5×R60 + 0.3×R120 + 0.2×R20（银行为慢变量，采用比 ETF 更长的动量窗口）。</w:t>
       </w:r>
     </w:p>
     <w:p>
@@ -1594,7 +1684,7 @@
           <w:b w:val="0"/>
           <w:sz w:val="21"/>
         </w:rPr>
-        <w:t>② 长周期趋势过滤：仅当价格位于 200 日均线（MA200）之上时才允许做多，用大级别趋势方向过滤掉熊市中的假金叉。</w:t>
+        <w:t>② 绝对动量过滤：加权动量 ≤ 0 或 收盘价 &lt; 自身 MA60 的个股不入选。</w:t>
       </w:r>
     </w:p>
     <w:p>
@@ -1609,7 +1699,97 @@
           <w:b w:val="0"/>
           <w:sz w:val="21"/>
         </w:rPr>
-        <w:t>③ 百分比止损：持仓浮亏达 10% 即离场，控制单次趋势判断失败的损失。</w:t>
+        <w:t>③ 大盘趋势过滤（核心改进）：当沪深300 跌破其 120 日均线（判定为大级别熊市）时，当期全部空仓避险。</w:t>
+      </w:r>
+    </w:p>
+    <w:p>
+      <w:pPr>
+        <w:spacing w:line="360" w:lineRule="auto" w:before="0" w:after="0"/>
+        <w:ind w:firstLine="420"/>
+        <w:jc w:val="both"/>
+      </w:pPr>
+      <w:r>
+        <w:rPr>
+          <w:rFonts w:ascii="宋体" w:hAnsi="宋体" w:eastAsia="宋体"/>
+          <w:b w:val="0"/>
+          <w:sz w:val="21"/>
+        </w:rPr>
+        <w:t>④ 每月（20 个交易日）调仓，选打分最高的 Top3 等权持有；可选标的不足则相应降仓。</w:t>
+      </w:r>
+    </w:p>
+    <w:p>
+      <w:pPr>
+        <w:spacing w:line="360" w:lineRule="auto" w:before="0" w:after="0"/>
+        <w:ind w:firstLine="420"/>
+        <w:jc w:val="left"/>
+      </w:pPr>
+      <w:r>
+        <w:rPr>
+          <w:rFonts w:ascii="宋体" w:hAnsi="宋体" w:eastAsia="宋体"/>
+          <w:b/>
+          <w:sz w:val="22"/>
+        </w:rPr>
+        <w:t>5.3 策略执行步骤</w:t>
+      </w:r>
+    </w:p>
+    <w:p>
+      <w:pPr>
+        <w:spacing w:line="360" w:lineRule="auto" w:before="0" w:after="0"/>
+        <w:ind w:firstLine="420"/>
+        <w:jc w:val="both"/>
+      </w:pPr>
+      <w:r>
+        <w:rPr>
+          <w:rFonts w:ascii="宋体" w:hAnsi="宋体" w:eastAsia="宋体"/>
+          <w:b w:val="0"/>
+          <w:sz w:val="21"/>
+        </w:rPr>
+        <w:t>第一步：每月调仓日，计算池内 12 只银行股各自的加权动量得分，并检查其绝对动量与 MA60 趋势（剔除不合格者）。</w:t>
+      </w:r>
+    </w:p>
+    <w:p>
+      <w:pPr>
+        <w:spacing w:line="360" w:lineRule="auto" w:before="0" w:after="0"/>
+        <w:ind w:firstLine="420"/>
+        <w:jc w:val="both"/>
+      </w:pPr>
+      <w:r>
+        <w:rPr>
+          <w:rFonts w:ascii="宋体" w:hAnsi="宋体" w:eastAsia="宋体"/>
+          <w:b w:val="0"/>
+          <w:sz w:val="21"/>
+        </w:rPr>
+        <w:t>第二步：检查大盘状态——若沪深300 收盘价低于其 MA120，则本期不持有任何银行股、全部转为现金避险。</w:t>
+      </w:r>
+    </w:p>
+    <w:p>
+      <w:pPr>
+        <w:spacing w:line="360" w:lineRule="auto" w:before="0" w:after="0"/>
+        <w:ind w:firstLine="420"/>
+        <w:jc w:val="both"/>
+      </w:pPr>
+      <w:r>
+        <w:rPr>
+          <w:rFonts w:ascii="宋体" w:hAnsi="宋体" w:eastAsia="宋体"/>
+          <w:b w:val="0"/>
+          <w:sz w:val="21"/>
+        </w:rPr>
+        <w:t>第三步：若大盘状态正常，则从合格个股中选打分最高的 Top3，次日以收盘价等权买入，单边计万5成本。</w:t>
+      </w:r>
+    </w:p>
+    <w:p>
+      <w:pPr>
+        <w:spacing w:line="360" w:lineRule="auto" w:before="0" w:after="0"/>
+        <w:ind w:firstLine="420"/>
+        <w:jc w:val="both"/>
+      </w:pPr>
+      <w:r>
+        <w:rPr>
+          <w:rFonts w:ascii="宋体" w:hAnsi="宋体" w:eastAsia="宋体"/>
+          <w:b w:val="0"/>
+          <w:sz w:val="21"/>
+        </w:rPr>
+        <w:t>第四步：持有至下一个月度调仓日，重复上述流程，滚动轮换。</w:t>
       </w:r>
     </w:p>
     <w:p>
@@ -1620,7 +1800,7 @@
       <w:r>
         <w:drawing>
           <wp:inline xmlns:a="http://schemas.openxmlformats.org/drawingml/2006/main" xmlns:pic="http://schemas.openxmlformats.org/drawingml/2006/picture">
-            <wp:extent cx="5852160" cy="3733274"/>
+            <wp:extent cx="5852160" cy="3720858"/>
             <wp:docPr id="3" name="Picture 3"/>
             <wp:cNvGraphicFramePr>
               <a:graphicFrameLocks noChangeAspect="1"/>
@@ -1629,7 +1809,7 @@
               <a:graphicData uri="http://schemas.openxmlformats.org/drawingml/2006/picture">
                 <pic:pic>
                   <pic:nvPicPr>
-                    <pic:cNvPr id="0" name="dualma_4panel.png"/>
+                    <pic:cNvPr id="0" name="bank_4panel.png"/>
                     <pic:cNvPicPr/>
                   </pic:nvPicPr>
                   <pic:blipFill>
@@ -1641,7 +1821,7 @@
                   <pic:spPr>
                     <a:xfrm>
                       <a:off x="0" y="0"/>
-                      <a:ext cx="5852160" cy="3733274"/>
+                      <a:ext cx="5852160" cy="3720858"/>
                     </a:xfrm>
                     <a:prstGeom prst="rect"/>
                   </pic:spPr>
@@ -1663,7 +1843,7 @@
           <w:b/>
           <w:sz w:val="18"/>
         </w:rPr>
-        <w:t>图 5-1　双均线策略（优化版）回测四图（A 价格与均线买卖点 / B 净值对比 / C 回撤 / D 参数敏感性热力图），最优 MA30/MA120</w:t>
+        <w:t>图 5-1　银行股轮动策略回测四图（A 净值对比 / B 回撤对比 / C 月度持仓结构 / D 池内个股区间涨幅分化）</w:t>
       </w:r>
     </w:p>
     <w:tbl>
@@ -1715,24 +1895,6 @@
                 <w:b/>
                 <w:sz w:val="17"/>
               </w:rPr>
-              <w:t>快/慢线</w:t>
-            </w:r>
-          </w:p>
-        </w:tc>
-        <w:tc>
-          <w:tcPr>
-            <w:tcW w:type="dxa" w:w="1234"/>
-          </w:tcPr>
-          <w:p>
-            <w:pPr>
-              <w:jc w:val="center"/>
-            </w:pPr>
-            <w:r>
-              <w:rPr>
-                <w:rFonts w:ascii="宋体" w:hAnsi="宋体" w:eastAsia="宋体"/>
-                <w:b/>
-                <w:sz w:val="17"/>
-              </w:rPr>
               <w:t>总收益</w:t>
             </w:r>
           </w:p>
@@ -1752,6 +1914,24 @@
                 <w:sz w:val="17"/>
               </w:rPr>
               <w:t>年化</w:t>
+            </w:r>
+          </w:p>
+        </w:tc>
+        <w:tc>
+          <w:tcPr>
+            <w:tcW w:type="dxa" w:w="1234"/>
+          </w:tcPr>
+          <w:p>
+            <w:pPr>
+              <w:jc w:val="center"/>
+            </w:pPr>
+            <w:r>
+              <w:rPr>
+                <w:rFonts w:ascii="宋体" w:hAnsi="宋体" w:eastAsia="宋体"/>
+                <w:b/>
+                <w:sz w:val="17"/>
+              </w:rPr>
+              <w:t>年化波动</w:t>
             </w:r>
           </w:p>
         </w:tc>
@@ -1826,7 +2006,7 @@
                 <w:b w:val="0"/>
                 <w:sz w:val="17"/>
               </w:rPr>
-              <w:t>优化版(趋势过滤+止损)</w:t>
+              <w:t>银行股轮动(月度Top3+过滤)</w:t>
             </w:r>
           </w:p>
         </w:tc>
@@ -1845,7 +2025,7 @@
                 <w:b w:val="0"/>
                 <w:sz w:val="17"/>
               </w:rPr>
-              <w:t>MA30/MA120</w:t>
+              <w:t>112.4%</w:t>
             </w:r>
           </w:p>
         </w:tc>
@@ -1864,7 +2044,7 @@
                 <w:b w:val="0"/>
                 <w:sz w:val="17"/>
               </w:rPr>
-              <w:t>14.8%</w:t>
+              <w:t>9.6%</w:t>
             </w:r>
           </w:p>
         </w:tc>
@@ -1883,7 +2063,7 @@
                 <w:b w:val="0"/>
                 <w:sz w:val="17"/>
               </w:rPr>
-              <w:t>1.7%</w:t>
+              <w:t>21.3%</w:t>
             </w:r>
           </w:p>
         </w:tc>
@@ -1902,7 +2082,7 @@
                 <w:b w:val="0"/>
                 <w:sz w:val="17"/>
               </w:rPr>
-              <w:t>0.19</w:t>
+              <w:t>0.54</w:t>
             </w:r>
           </w:p>
         </w:tc>
@@ -1921,7 +2101,7 @@
                 <w:b w:val="0"/>
                 <w:sz w:val="17"/>
               </w:rPr>
-              <w:t>-27.9%</w:t>
+              <w:t>-20.5%</w:t>
             </w:r>
           </w:p>
         </w:tc>
@@ -1940,7 +2120,7 @@
                 <w:b w:val="0"/>
                 <w:sz w:val="17"/>
               </w:rPr>
-              <w:t>0.06</w:t>
+              <w:t>0.47</w:t>
             </w:r>
           </w:p>
         </w:tc>
@@ -1961,7 +2141,7 @@
                 <w:b w:val="0"/>
                 <w:sz w:val="17"/>
               </w:rPr>
-              <w:t>朴素金叉死叉</w:t>
+              <w:t>银行股裸轮动(无过滤对照)</w:t>
             </w:r>
           </w:p>
         </w:tc>
@@ -1980,7 +2160,7 @@
                 <w:b w:val="0"/>
                 <w:sz w:val="17"/>
               </w:rPr>
-              <w:t>MA30/MA120</w:t>
+              <w:t>102.2%</w:t>
             </w:r>
           </w:p>
         </w:tc>
@@ -1999,7 +2179,7 @@
                 <w:b w:val="0"/>
                 <w:sz w:val="17"/>
               </w:rPr>
-              <w:t>6.7%</w:t>
+              <w:t>9.0%</w:t>
             </w:r>
           </w:p>
         </w:tc>
@@ -2018,7 +2198,7 @@
                 <w:b w:val="0"/>
                 <w:sz w:val="17"/>
               </w:rPr>
-              <w:t>0.8%</w:t>
+              <w:t>25.4%</w:t>
             </w:r>
           </w:p>
         </w:tc>
@@ -2037,7 +2217,7 @@
                 <w:b w:val="0"/>
                 <w:sz w:val="17"/>
               </w:rPr>
-              <w:t>0.13</w:t>
+              <w:t>0.46</w:t>
             </w:r>
           </w:p>
         </w:tc>
@@ -2056,7 +2236,7 @@
                 <w:b w:val="0"/>
                 <w:sz w:val="17"/>
               </w:rPr>
-              <w:t>-33.0%</w:t>
+              <w:t>-45.9%</w:t>
             </w:r>
           </w:p>
         </w:tc>
@@ -2075,7 +2255,7 @@
                 <w:b w:val="0"/>
                 <w:sz w:val="17"/>
               </w:rPr>
-              <w:t>0.02</w:t>
+              <w:t>0.20</w:t>
             </w:r>
           </w:p>
         </w:tc>
@@ -2096,7 +2276,7 @@
                 <w:b w:val="0"/>
                 <w:sz w:val="17"/>
               </w:rPr>
-              <w:t>买入持有(沪深300)</w:t>
+              <w:t>银行股等权买入持有</w:t>
             </w:r>
           </w:p>
         </w:tc>
@@ -2115,7 +2295,123 @@
                 <w:b w:val="0"/>
                 <w:sz w:val="17"/>
               </w:rPr>
-              <w:t>-</w:t>
+              <w:t>113.7%</w:t>
+            </w:r>
+          </w:p>
+        </w:tc>
+        <w:tc>
+          <w:tcPr>
+            <w:tcW w:type="dxa" w:w="1234"/>
+          </w:tcPr>
+          <w:p>
+            <w:pPr>
+              <w:spacing w:before="0" w:after="0"/>
+              <w:jc w:val="center"/>
+            </w:pPr>
+            <w:r>
+              <w:rPr>
+                <w:rFonts w:ascii="宋体" w:hAnsi="宋体" w:eastAsia="宋体"/>
+                <w:b w:val="0"/>
+                <w:sz w:val="17"/>
+              </w:rPr>
+              <w:t>9.7%</w:t>
+            </w:r>
+          </w:p>
+        </w:tc>
+        <w:tc>
+          <w:tcPr>
+            <w:tcW w:type="dxa" w:w="1234"/>
+          </w:tcPr>
+          <w:p>
+            <w:pPr>
+              <w:spacing w:before="0" w:after="0"/>
+              <w:jc w:val="center"/>
+            </w:pPr>
+            <w:r>
+              <w:rPr>
+                <w:rFonts w:ascii="宋体" w:hAnsi="宋体" w:eastAsia="宋体"/>
+                <w:b w:val="0"/>
+                <w:sz w:val="17"/>
+              </w:rPr>
+              <w:t>23.4%</w:t>
+            </w:r>
+          </w:p>
+        </w:tc>
+        <w:tc>
+          <w:tcPr>
+            <w:tcW w:type="dxa" w:w="1234"/>
+          </w:tcPr>
+          <w:p>
+            <w:pPr>
+              <w:spacing w:before="0" w:after="0"/>
+              <w:jc w:val="center"/>
+            </w:pPr>
+            <w:r>
+              <w:rPr>
+                <w:rFonts w:ascii="宋体" w:hAnsi="宋体" w:eastAsia="宋体"/>
+                <w:b w:val="0"/>
+                <w:sz w:val="17"/>
+              </w:rPr>
+              <w:t>0.51</w:t>
+            </w:r>
+          </w:p>
+        </w:tc>
+        <w:tc>
+          <w:tcPr>
+            <w:tcW w:type="dxa" w:w="1234"/>
+          </w:tcPr>
+          <w:p>
+            <w:pPr>
+              <w:spacing w:before="0" w:after="0"/>
+              <w:jc w:val="center"/>
+            </w:pPr>
+            <w:r>
+              <w:rPr>
+                <w:rFonts w:ascii="宋体" w:hAnsi="宋体" w:eastAsia="宋体"/>
+                <w:b w:val="0"/>
+                <w:sz w:val="17"/>
+              </w:rPr>
+              <w:t>-31.4%</w:t>
+            </w:r>
+          </w:p>
+        </w:tc>
+        <w:tc>
+          <w:tcPr>
+            <w:tcW w:type="dxa" w:w="1234"/>
+          </w:tcPr>
+          <w:p>
+            <w:pPr>
+              <w:spacing w:before="0" w:after="0"/>
+              <w:jc w:val="center"/>
+            </w:pPr>
+            <w:r>
+              <w:rPr>
+                <w:rFonts w:ascii="宋体" w:hAnsi="宋体" w:eastAsia="宋体"/>
+                <w:b w:val="0"/>
+                <w:sz w:val="17"/>
+              </w:rPr>
+              <w:t>0.31</w:t>
+            </w:r>
+          </w:p>
+        </w:tc>
+      </w:tr>
+      <w:tr>
+        <w:tc>
+          <w:tcPr>
+            <w:tcW w:type="dxa" w:w="1234"/>
+          </w:tcPr>
+          <w:p>
+            <w:pPr>
+              <w:spacing w:before="0" w:after="0"/>
+              <w:jc w:val="center"/>
+            </w:pPr>
+            <w:r>
+              <w:rPr>
+                <w:rFonts w:ascii="宋体" w:hAnsi="宋体" w:eastAsia="宋体"/>
+                <w:b w:val="0"/>
+                <w:sz w:val="17"/>
+              </w:rPr>
+              <w:t>沪深300(基准)</w:t>
             </w:r>
           </w:p>
         </w:tc>
@@ -2154,6 +2450,25 @@
                 <w:sz w:val="17"/>
               </w:rPr>
               <w:t>2.6%</w:t>
+            </w:r>
+          </w:p>
+        </w:tc>
+        <w:tc>
+          <w:tcPr>
+            <w:tcW w:type="dxa" w:w="1234"/>
+          </w:tcPr>
+          <w:p>
+            <w:pPr>
+              <w:spacing w:before="0" w:after="0"/>
+              <w:jc w:val="center"/>
+            </w:pPr>
+            <w:r>
+              <w:rPr>
+                <w:rFonts w:ascii="宋体" w:hAnsi="宋体" w:eastAsia="宋体"/>
+                <w:b w:val="0"/>
+                <w:sz w:val="17"/>
+              </w:rPr>
+              <w:t>19.1%</w:t>
             </w:r>
           </w:p>
         </w:tc>
@@ -2227,7 +2542,7 @@
           <w:b/>
           <w:sz w:val="18"/>
         </w:rPr>
-        <w:t>表 5-1　双均线优化版 vs 朴素版 vs 买入持有（沪深300，2018–2026）</w:t>
+        <w:t>表 5-1　银行股轮动优化版 vs 裸轮动 vs 等权持有 vs 大盘（2018–2026）</w:t>
       </w:r>
     </w:p>
     <w:p>
@@ -2242,7 +2557,7 @@
           <w:b w:val="0"/>
           <w:sz w:val="21"/>
         </w:rPr>
-        <w:t>解读：网格寻优选出最优组合为 MA30/MA120。优化版总收益 14.8%、夏普 0.19、最大回撤 -27.9%，相比朴素版（6.7%/0.13/-33.0%）在三个维度全面改善——趋势过滤与止损有效削减了震荡市假信号与单次趋势失败的损失。与买入持有相比，优化版的绝对收益（14.8%）虽低于买入持有（23.8%），但最大回撤（-27.9%）远小于买入持有（-45.6%），把回撤压缩了约 18 个百分点。这揭示了双均线策略的本质：它是一个“防御型”择时工具——在沪深300这类 8 年近乎横盘、趋势斜率平缓的大盘蓝筹标的上，趋势跟随难以创造高收益，其真正价值在于控回撤（图 C 中优化版回撤带明显浅于买入持有）；从图 D 参数热力图还可见，双均线对参数较敏感，多数参数组合夏普偏低，只有少数“慢线偏长”的组合稳健为正，这本身也是使用该类策略时必须正视的脆弱性。</w:t>
+        <w:t>解读：优化版（月度 Top3 + 大盘过滤）总收益 112.4%、年化 9.6%、夏普 0.54、最大回撤 -20.5%、卡玛 0.47。与“银行股等权买入持有”（113.7%/夏普0.51/回撤-31.4%）相比，优化版在收益基本持平的同时，把最大回撤从 -31.4% 收窄到 -20.5%、夏普与卡玛均更高——风险调整后明显更优。更具启发性的是与“裸轮动（无大盘过滤）”的对比：裸轮动因集中持仓在熊市中回撤高达 -45.9%、夏普仅 0.46，反而跑输等权持有；一旦加上大盘趋势过滤（沪深300 破 MA120 即空仓），回撤立刻减半、夏普反超等权持有。这印证了一条重要规律：对银行这类高相关、低分化的板块，控制系统性风险（择时避开板块整体大跌）远比在板块内部“选股”更能创造价值。图 D 也显示，池内个股区间总涨幅从杭州银行、农业银行等的高位到民生银行的负收益差异悬殊，说明轮动确有分化基础，但这种分化更多是“慢变量”，需配合大盘风控才能转化为稳健收益。</w:t>
       </w:r>
     </w:p>
     <w:p>
@@ -2344,7 +2659,97 @@
           <w:b/>
           <w:sz w:val="22"/>
         </w:rPr>
-        <w:t>6.2 改进探索与反直觉发现</w:t>
+        <w:t>6.2 策略执行步骤</w:t>
+      </w:r>
+    </w:p>
+    <w:p>
+      <w:pPr>
+        <w:spacing w:line="360" w:lineRule="auto" w:before="0" w:after="0"/>
+        <w:ind w:firstLine="420"/>
+        <w:jc w:val="both"/>
+      </w:pPr>
+      <w:r>
+        <w:rPr>
+          <w:rFonts w:ascii="宋体" w:hAnsi="宋体" w:eastAsia="宋体"/>
+          <w:b w:val="0"/>
+          <w:sz w:val="21"/>
+        </w:rPr>
+        <w:t>第一步（多周期收益）：每个调仓日，对池内每只 ETF 计算近 10、20、60 日收益率 R10、R20、R60，合成加权动量 = 0.5×R20 + 0.3×R60 + 0.2×R10。</w:t>
+      </w:r>
+    </w:p>
+    <w:p>
+      <w:pPr>
+        <w:spacing w:line="360" w:lineRule="auto" w:before="0" w:after="0"/>
+        <w:ind w:firstLine="420"/>
+        <w:jc w:val="both"/>
+      </w:pPr>
+      <w:r>
+        <w:rPr>
+          <w:rFonts w:ascii="宋体" w:hAnsi="宋体" w:eastAsia="宋体"/>
+          <w:b w:val="0"/>
+          <w:sz w:val="21"/>
+        </w:rPr>
+        <w:t>第二步（风险调整）：用近 20 日日收益率的标准差作为波动率，令风险调整动量 = 加权动量 ÷ 波动率——在同等涨幅下，波动更小者得分更高（“涨得稳优于涨得猛”）。</w:t>
+      </w:r>
+    </w:p>
+    <w:p>
+      <w:pPr>
+        <w:spacing w:line="360" w:lineRule="auto" w:before="0" w:after="0"/>
+        <w:ind w:firstLine="420"/>
+        <w:jc w:val="both"/>
+      </w:pPr>
+      <w:r>
+        <w:rPr>
+          <w:rFonts w:ascii="宋体" w:hAnsi="宋体" w:eastAsia="宋体"/>
+          <w:b w:val="0"/>
+          <w:sz w:val="21"/>
+        </w:rPr>
+        <w:t>第三步（趋势系数与绝对动量过滤）：按收盘价相对 MA20/MA60 的位置乘以趋势系数（1.0 / 0.7 / 剔除）；同时要求加权动量为正（绝对动量过滤），否则不入选。</w:t>
+      </w:r>
+    </w:p>
+    <w:p>
+      <w:pPr>
+        <w:spacing w:line="360" w:lineRule="auto" w:before="0" w:after="0"/>
+        <w:ind w:firstLine="420"/>
+        <w:jc w:val="both"/>
+      </w:pPr>
+      <w:r>
+        <w:rPr>
+          <w:rFonts w:ascii="宋体" w:hAnsi="宋体" w:eastAsia="宋体"/>
+          <w:b w:val="0"/>
+          <w:sz w:val="21"/>
+        </w:rPr>
+        <w:t>第四步（选股与避险）：按最终得分降序选 Top3 等权持有；若合格标的不足 3 只，缺口部分转入黄金 ETF 避险；若全部标的绝对动量为负，则整体转入避险资产。</w:t>
+      </w:r>
+    </w:p>
+    <w:p>
+      <w:pPr>
+        <w:spacing w:line="360" w:lineRule="auto" w:before="0" w:after="0"/>
+        <w:ind w:firstLine="420"/>
+        <w:jc w:val="both"/>
+      </w:pPr>
+      <w:r>
+        <w:rPr>
+          <w:rFonts w:ascii="宋体" w:hAnsi="宋体" w:eastAsia="宋体"/>
+          <w:b w:val="0"/>
+          <w:sz w:val="21"/>
+        </w:rPr>
+        <w:t>第五步（调仓与成交）：v1.0 每周（5 交易日）调仓一次，v1.1 改为每双周（10 交易日）一次；所有买卖于信号次日以收盘价成交、单边计万5成本。</w:t>
+      </w:r>
+    </w:p>
+    <w:p>
+      <w:pPr>
+        <w:spacing w:line="360" w:lineRule="auto" w:before="0" w:after="0"/>
+        <w:ind w:firstLine="420"/>
+        <w:jc w:val="left"/>
+      </w:pPr>
+      <w:r>
+        <w:rPr>
+          <w:rFonts w:ascii="宋体" w:hAnsi="宋体" w:eastAsia="宋体"/>
+          <w:b/>
+          <w:sz w:val="22"/>
+        </w:rPr>
+        <w:t>6.3 改进探索与反直觉发现（v1.1 对比 v1.0）</w:t>
       </w:r>
     </w:p>
     <w:p>
@@ -3317,7 +3722,7 @@
       <w:r>
         <w:drawing>
           <wp:inline xmlns:a="http://schemas.openxmlformats.org/drawingml/2006/main" xmlns:pic="http://schemas.openxmlformats.org/drawingml/2006/picture">
-            <wp:extent cx="5852160" cy="3735352"/>
+            <wp:extent cx="5852160" cy="3733274"/>
             <wp:docPr id="5" name="Picture 5"/>
             <wp:cNvGraphicFramePr>
               <a:graphicFrameLocks noChangeAspect="1"/>
@@ -3338,7 +3743,7 @@
                   <pic:spPr>
                     <a:xfrm>
                       <a:off x="0" y="0"/>
-                      <a:ext cx="5852160" cy="3735352"/>
+                      <a:ext cx="5852160" cy="3733274"/>
                     </a:xfrm>
                     <a:prstGeom prst="rect"/>
                   </pic:spPr>
@@ -3658,6 +4063,141 @@
                 <w:b w:val="0"/>
                 <w:sz w:val="17"/>
               </w:rPr>
+              <w:t>银行股轮动</w:t>
+            </w:r>
+          </w:p>
+        </w:tc>
+        <w:tc>
+          <w:tcPr>
+            <w:tcW w:type="dxa" w:w="1234"/>
+          </w:tcPr>
+          <w:p>
+            <w:pPr>
+              <w:spacing w:before="0" w:after="0"/>
+              <w:jc w:val="center"/>
+            </w:pPr>
+            <w:r>
+              <w:rPr>
+                <w:rFonts w:ascii="宋体" w:hAnsi="宋体" w:eastAsia="宋体"/>
+                <w:b w:val="0"/>
+                <w:sz w:val="17"/>
+              </w:rPr>
+              <w:t>94.5%</w:t>
+            </w:r>
+          </w:p>
+        </w:tc>
+        <w:tc>
+          <w:tcPr>
+            <w:tcW w:type="dxa" w:w="1234"/>
+          </w:tcPr>
+          <w:p>
+            <w:pPr>
+              <w:spacing w:before="0" w:after="0"/>
+              <w:jc w:val="center"/>
+            </w:pPr>
+            <w:r>
+              <w:rPr>
+                <w:rFonts w:ascii="宋体" w:hAnsi="宋体" w:eastAsia="宋体"/>
+                <w:b w:val="0"/>
+                <w:sz w:val="17"/>
+              </w:rPr>
+              <w:t>9.7%</w:t>
+            </w:r>
+          </w:p>
+        </w:tc>
+        <w:tc>
+          <w:tcPr>
+            <w:tcW w:type="dxa" w:w="1234"/>
+          </w:tcPr>
+          <w:p>
+            <w:pPr>
+              <w:spacing w:before="0" w:after="0"/>
+              <w:jc w:val="center"/>
+            </w:pPr>
+            <w:r>
+              <w:rPr>
+                <w:rFonts w:ascii="宋体" w:hAnsi="宋体" w:eastAsia="宋体"/>
+                <w:b w:val="0"/>
+                <w:sz w:val="17"/>
+              </w:rPr>
+              <w:t>21.3%</w:t>
+            </w:r>
+          </w:p>
+        </w:tc>
+        <w:tc>
+          <w:tcPr>
+            <w:tcW w:type="dxa" w:w="1234"/>
+          </w:tcPr>
+          <w:p>
+            <w:pPr>
+              <w:spacing w:before="0" w:after="0"/>
+              <w:jc w:val="center"/>
+            </w:pPr>
+            <w:r>
+              <w:rPr>
+                <w:rFonts w:ascii="宋体" w:hAnsi="宋体" w:eastAsia="宋体"/>
+                <w:b w:val="0"/>
+                <w:sz w:val="17"/>
+              </w:rPr>
+              <w:t>0.54</w:t>
+            </w:r>
+          </w:p>
+        </w:tc>
+        <w:tc>
+          <w:tcPr>
+            <w:tcW w:type="dxa" w:w="1234"/>
+          </w:tcPr>
+          <w:p>
+            <w:pPr>
+              <w:spacing w:before="0" w:after="0"/>
+              <w:jc w:val="center"/>
+            </w:pPr>
+            <w:r>
+              <w:rPr>
+                <w:rFonts w:ascii="宋体" w:hAnsi="宋体" w:eastAsia="宋体"/>
+                <w:b w:val="0"/>
+                <w:sz w:val="17"/>
+              </w:rPr>
+              <w:t>-20.5%</w:t>
+            </w:r>
+          </w:p>
+        </w:tc>
+        <w:tc>
+          <w:tcPr>
+            <w:tcW w:type="dxa" w:w="1234"/>
+          </w:tcPr>
+          <w:p>
+            <w:pPr>
+              <w:spacing w:before="0" w:after="0"/>
+              <w:jc w:val="center"/>
+            </w:pPr>
+            <w:r>
+              <w:rPr>
+                <w:rFonts w:ascii="宋体" w:hAnsi="宋体" w:eastAsia="宋体"/>
+                <w:b w:val="0"/>
+                <w:sz w:val="17"/>
+              </w:rPr>
+              <w:t>0.47</w:t>
+            </w:r>
+          </w:p>
+        </w:tc>
+      </w:tr>
+      <w:tr>
+        <w:tc>
+          <w:tcPr>
+            <w:tcW w:type="dxa" w:w="1234"/>
+          </w:tcPr>
+          <w:p>
+            <w:pPr>
+              <w:spacing w:before="0" w:after="0"/>
+              <w:jc w:val="center"/>
+            </w:pPr>
+            <w:r>
+              <w:rPr>
+                <w:rFonts w:ascii="宋体" w:hAnsi="宋体" w:eastAsia="宋体"/>
+                <w:b w:val="0"/>
+                <w:sz w:val="17"/>
+              </w:rPr>
               <w:t>小市值优化版</w:t>
             </w:r>
           </w:p>
@@ -3773,141 +4313,6 @@
                 <w:sz w:val="17"/>
               </w:rPr>
               <w:t>0.23</w:t>
-            </w:r>
-          </w:p>
-        </w:tc>
-      </w:tr>
-      <w:tr>
-        <w:tc>
-          <w:tcPr>
-            <w:tcW w:type="dxa" w:w="1234"/>
-          </w:tcPr>
-          <w:p>
-            <w:pPr>
-              <w:spacing w:before="0" w:after="0"/>
-              <w:jc w:val="center"/>
-            </w:pPr>
-            <w:r>
-              <w:rPr>
-                <w:rFonts w:ascii="宋体" w:hAnsi="宋体" w:eastAsia="宋体"/>
-                <w:b w:val="0"/>
-                <w:sz w:val="17"/>
-              </w:rPr>
-              <w:t>双均线优化版</w:t>
-            </w:r>
-          </w:p>
-        </w:tc>
-        <w:tc>
-          <w:tcPr>
-            <w:tcW w:type="dxa" w:w="1234"/>
-          </w:tcPr>
-          <w:p>
-            <w:pPr>
-              <w:spacing w:before="0" w:after="0"/>
-              <w:jc w:val="center"/>
-            </w:pPr>
-            <w:r>
-              <w:rPr>
-                <w:rFonts w:ascii="宋体" w:hAnsi="宋体" w:eastAsia="宋体"/>
-                <w:b w:val="0"/>
-                <w:sz w:val="17"/>
-              </w:rPr>
-              <w:t>9.7%</w:t>
-            </w:r>
-          </w:p>
-        </w:tc>
-        <w:tc>
-          <w:tcPr>
-            <w:tcW w:type="dxa" w:w="1234"/>
-          </w:tcPr>
-          <w:p>
-            <w:pPr>
-              <w:spacing w:before="0" w:after="0"/>
-              <w:jc w:val="center"/>
-            </w:pPr>
-            <w:r>
-              <w:rPr>
-                <w:rFonts w:ascii="宋体" w:hAnsi="宋体" w:eastAsia="宋体"/>
-                <w:b w:val="0"/>
-                <w:sz w:val="17"/>
-              </w:rPr>
-              <w:t>1.3%</w:t>
-            </w:r>
-          </w:p>
-        </w:tc>
-        <w:tc>
-          <w:tcPr>
-            <w:tcW w:type="dxa" w:w="1234"/>
-          </w:tcPr>
-          <w:p>
-            <w:pPr>
-              <w:spacing w:before="0" w:after="0"/>
-              <w:jc w:val="center"/>
-            </w:pPr>
-            <w:r>
-              <w:rPr>
-                <w:rFonts w:ascii="宋体" w:hAnsi="宋体" w:eastAsia="宋体"/>
-                <w:b w:val="0"/>
-                <w:sz w:val="17"/>
-              </w:rPr>
-              <w:t>13.3%</w:t>
-            </w:r>
-          </w:p>
-        </w:tc>
-        <w:tc>
-          <w:tcPr>
-            <w:tcW w:type="dxa" w:w="1234"/>
-          </w:tcPr>
-          <w:p>
-            <w:pPr>
-              <w:spacing w:before="0" w:after="0"/>
-              <w:jc w:val="center"/>
-            </w:pPr>
-            <w:r>
-              <w:rPr>
-                <w:rFonts w:ascii="宋体" w:hAnsi="宋体" w:eastAsia="宋体"/>
-                <w:b w:val="0"/>
-                <w:sz w:val="17"/>
-              </w:rPr>
-              <w:t>0.16</w:t>
-            </w:r>
-          </w:p>
-        </w:tc>
-        <w:tc>
-          <w:tcPr>
-            <w:tcW w:type="dxa" w:w="1234"/>
-          </w:tcPr>
-          <w:p>
-            <w:pPr>
-              <w:spacing w:before="0" w:after="0"/>
-              <w:jc w:val="center"/>
-            </w:pPr>
-            <w:r>
-              <w:rPr>
-                <w:rFonts w:ascii="宋体" w:hAnsi="宋体" w:eastAsia="宋体"/>
-                <w:b w:val="0"/>
-                <w:sz w:val="17"/>
-              </w:rPr>
-              <w:t>-27.9%</w:t>
-            </w:r>
-          </w:p>
-        </w:tc>
-        <w:tc>
-          <w:tcPr>
-            <w:tcW w:type="dxa" w:w="1234"/>
-          </w:tcPr>
-          <w:p>
-            <w:pPr>
-              <w:spacing w:before="0" w:after="0"/>
-              <w:jc w:val="center"/>
-            </w:pPr>
-            <w:r>
-              <w:rPr>
-                <w:rFonts w:ascii="宋体" w:hAnsi="宋体" w:eastAsia="宋体"/>
-                <w:b w:val="0"/>
-                <w:sz w:val="17"/>
-              </w:rPr>
-              <w:t>0.05</w:t>
             </w:r>
           </w:p>
         </w:tc>
@@ -4127,7 +4532,7 @@
                 <w:b/>
                 <w:sz w:val="17"/>
               </w:rPr>
-              <w:t>小市值优化</w:t>
+              <w:t>银行股轮动</w:t>
             </w:r>
           </w:p>
         </w:tc>
@@ -4145,7 +4550,7 @@
                 <w:b/>
                 <w:sz w:val="17"/>
               </w:rPr>
-              <w:t>双均线优化</w:t>
+              <w:t>小市值优化</w:t>
             </w:r>
           </w:p>
         </w:tc>
@@ -4319,7 +4724,7 @@
                 <w:b w:val="0"/>
                 <w:sz w:val="17"/>
               </w:rPr>
-              <w:t>13.8%</w:t>
+              <w:t>83.6%</w:t>
             </w:r>
           </w:p>
         </w:tc>
@@ -4338,7 +4743,7 @@
                 <w:b w:val="0"/>
                 <w:sz w:val="17"/>
               </w:rPr>
-              <w:t>20.3%</w:t>
+              <w:t>13.8%</w:t>
             </w:r>
           </w:p>
         </w:tc>
@@ -4416,7 +4821,7 @@
                 <w:b w:val="0"/>
                 <w:sz w:val="17"/>
               </w:rPr>
-              <w:t>6.3%</w:t>
+              <w:t>24.7%</w:t>
             </w:r>
           </w:p>
         </w:tc>
@@ -4435,7 +4840,7 @@
                 <w:b w:val="0"/>
                 <w:sz w:val="17"/>
               </w:rPr>
-              <w:t>-10.4%</w:t>
+              <w:t>6.3%</w:t>
             </w:r>
           </w:p>
         </w:tc>
@@ -4513,7 +4918,7 @@
                 <w:b w:val="0"/>
                 <w:sz w:val="17"/>
               </w:rPr>
-              <w:t>8.3%</w:t>
+              <w:t>-17.5%</w:t>
             </w:r>
           </w:p>
         </w:tc>
@@ -4532,7 +4937,7 @@
                 <w:b w:val="0"/>
                 <w:sz w:val="17"/>
               </w:rPr>
-              <w:t>1.7%</w:t>
+              <w:t>8.3%</w:t>
             </w:r>
           </w:p>
         </w:tc>
@@ -4583,7 +4988,7 @@
           <w:b w:val="0"/>
           <w:sz w:val="21"/>
         </w:rPr>
-        <w:t>综合看：（1）ETF 轮动 v1.1 是三者中综合表现最强的——公共窗口总收益 320.7%、年化 22.1%、夏普 1.13、最大回撤 -21.3%，且在图 D 风险-收益散点中位居最左上角（同等甚至更低风险下收益最高），在 2019–21 牛市（+117%）、2022–24 熊市（+21%，逆势为正）、2024Q4 以来反弹（+55%）中均表现优异，真正做到攻守兼备，这得益于其在大类资产间轮动、天然分散了单一风格的风险。（2）小市值优化版稳健居中——总收益 43.6%、夏普 0.40、最大回撤 -22.6%，各阶段均为正收益，风控改造成功把小市值的高波动“驯化”为一条平滑向上的曲线。（3）双均线优化版最弱——总收益仅 9.7%、夏普 0.16，但其价值在防御：2022–24 熊市中录得 -10.4%，明显好于沪深300 的 -18.3%，是典型的“牺牲牛市弹性换取熊市保护”的单标的择时。</w:t>
+        <w:t>综合看：（1）ETF 轮动 v1.1 是三者中综合表现最强的——公共窗口总收益 320.7%、年化 22.1%、夏普 1.13、最大回撤 -21.3%，且在图 D 风险-收益散点中位居最左上角（同等甚至更低风险下收益最高），在 2019–21 牛市、2022–24 熊市（逆势为正）、2024Q4 以来反弹中均表现优异，真正做到攻守兼备，这得益于其在大类资产间轮动、天然分散了单一风格的风险。（2）银行股轮动是三者中回撤最小的“防御担当”——总收益 94.5%、夏普 0.54、最大回撤仅 -20.5%（三策略最低），在 2022–24 熊市中逆势录得 24.7%（大盘为 -18.3%），是典型的低波防御型资产；但其短板是弹性不足，在 2024Q4 以来的成长股反弹中仅 -17.5%、明显落后，体现了“高股息低波”风格的两面性。（3）小市值优化版稳健居中——总收益 43.6%、夏普 0.40、最大回撤 -22.6%，各阶段均为正收益，风控改造成功把小市值的高波动“驯化”为一条平滑向上的曲线。三者恰好覆盖“进攻—均衡—防御”三个象限，具有天然的互补性，为下一阶段构建多策略组合提供了基础。</w:t>
       </w:r>
     </w:p>
     <w:p>
@@ -4627,7 +5032,7 @@
           <w:b w:val="0"/>
           <w:sz w:val="21"/>
         </w:rPr>
-        <w:t>① 市场（Beta）风险。 三者都主要暴露于 A 股权益 Beta。小市值策略暴露于小盘 Beta，弹性最大、对流动性与风格切换最敏感；双均线单押沪深300、纯大盘 Beta；ETF 轮动通过在宽基/行业/跨境/商品间轮动，Beta 敞口随持仓动态变化，是三者中系统性风险分散得最好的。</w:t>
+        <w:t>① 市场（Beta）风险。 三者都主要暴露于 A 股权益 Beta。小市值策略暴露于小盘 Beta，弹性最大、对流动性与风格切换最敏感；银行股轮动集中于金融板块、暴露于银行业景气与利率 Beta；ETF 轮动通过在宽基/行业/跨境/商品间轮动，Beta 敞口随持仓动态变化，是三者中系统性风险分散得最好的。</w:t>
       </w:r>
     </w:p>
     <w:p>
@@ -4657,7 +5062,7 @@
           <w:b w:val="0"/>
           <w:sz w:val="21"/>
         </w:rPr>
-        <w:t>③ 动量崩溃与择时失效风险。 ETF 轮动依赖动量持续性，在牛熊急转的拐点处动量因子可能阶段性失效、发生“动量崩溃”；双均线在震荡市易被反复扫损。二者都通过“绝对动量/趋势过滤”缓解，但无法根除。</w:t>
+        <w:t>③ 动量崩溃与择时失效风险。 ETF 轮动依赖动量持续性，在牛熊急转的拐点处动量因子可能阶段性失效、发生“动量崩溃”；银行股轮动因板块高相关，裸轮动的“选股”作用有限、需靠大盘过滤控风险。二者都通过“绝对动量/趋势过滤”缓解，但无法根除。</w:t>
       </w:r>
     </w:p>
     <w:p>
@@ -4687,7 +5092,7 @@
           <w:b w:val="0"/>
           <w:sz w:val="21"/>
         </w:rPr>
-        <w:t>⑤ 参数过拟合风险。 双均线的参数热力图（图 5-1D）显示其对参数较敏感、稳健区间窄，存在过拟合隐患；本报告以夏普为目标做网格寻优、并用第二标的（中证1000）对小市值策略做稳健性验证，正是为降低这一风险。</w:t>
+        <w:t>⑤ 参数过拟合风险。 各策略均涉及窗口、阈值等参数，若一味追求回测最优易过拟合；本报告以夏普为目标做网格寻优、并用第二标的（中证1000）对小市值策略做稳健性验证，正是为降低这一风险。</w:t>
       </w:r>
     </w:p>
     <w:p>
@@ -4746,7 +5151,7 @@
           <w:b w:val="0"/>
           <w:sz w:val="21"/>
         </w:rPr>
-        <w:t>2. 好策略的关键往往是“风控”而非“找收益”。 三个策略的优化无一例外是靠“趋势/动量过滤+止损+避险”改善风险调整收益：小市值靠择时把回撤砍半，双均线靠趋势过滤把回撤压到不足大盘的六成。控回撤，才能在长期复利中活下来。</w:t>
+        <w:t>2. 好策略的关键往往是“风控”而非“找收益”。 三个策略的优化无一例外是靠“趋势/动量过滤+止损+避险”改善风险调整收益：小市值靠择时把回撤砍半，银行股轮动靠大盘过滤把回撤从裸轮动的 46% 压到 20%。控回撤，才能在长期复利中活下来。</w:t>
       </w:r>
     </w:p>
     <w:p>
@@ -4791,7 +5196,7 @@
           <w:b w:val="0"/>
           <w:sz w:val="21"/>
         </w:rPr>
-        <w:t>5. 诚实面对数据与结论、警惕过拟合与未来函数。 本报告坚持“次日成交、计成本、无未来函数”，并如实报告双均线在低斜率标的上收益平庸、参数敏感等“不好看”的结果。量化研究的价值在于真实，而非制造漂亮的样本内曲线。</w:t>
+        <w:t>5. 诚实面对数据与结论、警惕过拟合与未来函数。 本报告坚持“次日成交、计成本、无未来函数”，并如实报告银行股裸轮动跑输等权持有、成长反弹期落后等“不好看”的结果。量化研究的价值在于真实，而非制造漂亮的样本内曲线。</w:t>
       </w:r>
     </w:p>
     <w:p>
@@ -4806,7 +5211,7 @@
           <w:b w:val="0"/>
           <w:sz w:val="21"/>
         </w:rPr>
-        <w:t>6. 没有“万能策略”，只有“适配环境的策略”。 ETF 轮动攻守兼备、小市值进攻性强、双均线偏防御——理性的做法是按市场环境与风险偏好组合使用，而非迷信单一策略。</w:t>
+        <w:t>6. 没有“万能策略”，只有“适配环境的策略”。 ETF 轮动攻守兼备、小市值进攻性强、银行股轮动偏防御低波——理性的做法是按市场环境与风险偏好组合使用，而非迷信单一策略。</w:t>
       </w:r>
     </w:p>
     <w:p>
@@ -4835,7 +5240,7 @@
           <w:b w:val="0"/>
           <w:sz w:val="21"/>
         </w:rPr>
-        <w:t>本报告完成了从“认识平台”到“设计—优化—回测—对比—风控分析”的完整实战闭环。在 JoinQuant 平台上，本人跑通了官方小市值策略模板并获得标准绩效面板（策略收益 59.85%、最大回撤 25.78%），直观体验了真实回测流程；在本地，本人对小市值、双均线、ETF 轮动三个策略参考文献与行业经验完成了优化设计，并在跨越 2018–2026 多轮牛熊的数据上做了严谨对比。结果表明：三策略经“趋势/动量+风控”改造后均优于其朴素形态；ETF 双重动量轮动（双周改进版）以年化 22.1%、夏普 1.13、最大回撤 −21.3% 全面领先，小市值优化版稳健、双均线偏防御。尤为宝贵的是，本次实战验证了两条常被忽视的规律——“适度降频免费改善业绩”与“冗余择时反噬 Alpha”，这些真实、可复用的经验，比任何一条漂亮的收益曲线都更有长期价值。</w:t>
+        <w:t>本报告完成了从“认识平台”到“设计—优化—回测—对比—风控分析”的完整实战闭环。在 JoinQuant 平台上，本人跑通了官方小市值策略模板并获得标准绩效面板（策略收益 59.85%、最大回撤 25.78%），直观体验了真实回测流程；在本地，本人对小市值、银行股轮动、ETF 轮动三个策略参考文献与行业经验完成了优化设计，并在跨越 2018–2026 多轮牛熊的数据上做了严谨对比。结果表明：三策略经“趋势/动量+风控”改造后均优于其朴素形态；ETF 双重动量轮动（双周改进版）以年化 22.1%、夏普 1.13、最大回撤 −21.3% 全面领先，银行股轮动回撤最小、小市值优化版稳健。尤为宝贵的是，本次实战验证了两条常被忽视的规律——“适度降频免费改善业绩”与“冗余择时反噬 Alpha”，这些真实、可复用的经验，比任何一条漂亮的收益曲线都更有长期价值。</w:t>
       </w:r>
     </w:p>
     <w:p>
